--- a/manuscript/revised/methane_manuscript_after_review_DK_3.docx
+++ b/manuscript/revised/methane_manuscript_after_review_DK_3.docx
@@ -2627,7 +2627,25 @@
         <w:rPr>
           <w:highlight w:val="yellow"/>
         </w:rPr>
-        <w:t>In addition to daily (absolute) methane production (CH₄, g day⁻¹), a series of alternative methane traits were investigated, including ratio traits, where CH₄ was divided by a production or physiological trait, and residual traits, where CH₄ was regressed on one or more of these traits.</w:t>
+        <w:t>In addition to daily (absolute) methane production (CH₄, g day⁻¹), a series of alternative methane traits were investigated</w:t>
+      </w:r>
+      <w:r>
+        <w:rPr>
+          <w:highlight w:val="yellow"/>
+        </w:rPr>
+        <w:t xml:space="preserve"> (alternative meaning not </w:t>
+      </w:r>
+      <w:r>
+        <w:rPr>
+          <w:highlight w:val="yellow"/>
+        </w:rPr>
+        <w:t>absolute or daily methane production)</w:t>
+      </w:r>
+      <w:r>
+        <w:rPr>
+          <w:highlight w:val="yellow"/>
+        </w:rPr>
+        <w:t>, including ratio traits, where CH₄ was divided by a production or physiological trait, and residual traits, where CH₄ was regressed on one or more of these traits.</w:t>
       </w:r>
     </w:p>
     <w:p>
@@ -27576,10 +27594,6 @@
 </file>
 
 <file path=customXml/item1.xml><?xml version="1.0" encoding="utf-8"?>
-<b:Sources xmlns:b="http://schemas.openxmlformats.org/officeDocument/2006/bibliography" xmlns="http://schemas.openxmlformats.org/officeDocument/2006/bibliography" SelectedStyle="\APASixthEditionOfficeOnline.xsl" StyleName="APA" Version="6"/>
-</file>
-
-<file path=customXml/item2.xml><?xml version="1.0" encoding="utf-8"?>
 <?mso-contentType ?>
 <FormTemplates xmlns="http://schemas.microsoft.com/sharepoint/v3/contenttype/forms">
   <Display>DocumentLibraryForm</Display>
@@ -27588,7 +27602,19 @@
 </FormTemplates>
 </file>
 
+<file path=customXml/item2.xml><?xml version="1.0" encoding="utf-8"?>
+<b:Sources xmlns:b="http://schemas.openxmlformats.org/officeDocument/2006/bibliography" xmlns="http://schemas.openxmlformats.org/officeDocument/2006/bibliography" SelectedStyle="\APASixthEditionOfficeOnline.xsl" StyleName="APA" Version="6"/>
+</file>
+
 <file path=customXml/item3.xml><?xml version="1.0" encoding="utf-8"?>
+<p:properties xmlns:p="http://schemas.microsoft.com/office/2006/metadata/properties" xmlns:xsi="http://www.w3.org/2001/XMLSchema-instance" xmlns:pc="http://schemas.microsoft.com/office/infopath/2007/PartnerControls">
+  <documentManagement>
+    <_activity xmlns="b84a64d9-e0b9-4ebc-9dbe-ba7382209046" xsi:nil="true"/>
+  </documentManagement>
+</p:properties>
+</file>
+
+<file path=customXml/item4.xml><?xml version="1.0" encoding="utf-8"?>
 <ct:contentTypeSchema xmlns:ct="http://schemas.microsoft.com/office/2006/metadata/contentType" xmlns:ma="http://schemas.microsoft.com/office/2006/metadata/properties/metaAttributes" ct:_="" ma:_="" ma:contentTypeName="Document" ma:contentTypeID="0x010100596EC69E7A4E72499483E6F02B4AFB81" ma:contentTypeVersion="15" ma:contentTypeDescription="Create a new document." ma:contentTypeScope="" ma:versionID="bc8852126371099ae99c8aa34652dae9">
   <xsd:schema xmlns:xsd="http://www.w3.org/2001/XMLSchema" xmlns:xs="http://www.w3.org/2001/XMLSchema" xmlns:p="http://schemas.microsoft.com/office/2006/metadata/properties" xmlns:ns3="74bd1280-7bf8-41ca-a28a-063f53dd333e" xmlns:ns4="b84a64d9-e0b9-4ebc-9dbe-ba7382209046" targetNamespace="http://schemas.microsoft.com/office/2006/metadata/properties" ma:root="true" ma:fieldsID="c3bc438b50810b1abee84e82e1b3ed7a" ns3:_="" ns4:_="">
     <xsd:import namespace="74bd1280-7bf8-41ca-a28a-063f53dd333e"/>
@@ -27819,15 +27845,15 @@
 </ct:contentTypeSchema>
 </file>
 
-<file path=customXml/item4.xml><?xml version="1.0" encoding="utf-8"?>
-<p:properties xmlns:p="http://schemas.microsoft.com/office/2006/metadata/properties" xmlns:xsi="http://www.w3.org/2001/XMLSchema-instance" xmlns:pc="http://schemas.microsoft.com/office/infopath/2007/PartnerControls">
-  <documentManagement>
-    <_activity xmlns="b84a64d9-e0b9-4ebc-9dbe-ba7382209046" xsi:nil="true"/>
-  </documentManagement>
-</p:properties>
+<file path=customXml/itemProps1.xml><?xml version="1.0" encoding="utf-8"?>
+<ds:datastoreItem xmlns:ds="http://schemas.openxmlformats.org/officeDocument/2006/customXml" ds:itemID="{A0FFA8C9-46C6-485C-8D0D-FE16A4EE410F}">
+  <ds:schemaRefs>
+    <ds:schemaRef ds:uri="http://schemas.microsoft.com/sharepoint/v3/contenttype/forms"/>
+  </ds:schemaRefs>
+</ds:datastoreItem>
 </file>
 
-<file path=customXml/itemProps1.xml><?xml version="1.0" encoding="utf-8"?>
+<file path=customXml/itemProps2.xml><?xml version="1.0" encoding="utf-8"?>
 <ds:datastoreItem xmlns:ds="http://schemas.openxmlformats.org/officeDocument/2006/customXml" ds:itemID="{2BD4A51E-3639-4226-9642-9F9BBAFC18A4}">
   <ds:schemaRefs>
     <ds:schemaRef ds:uri="http://schemas.openxmlformats.org/officeDocument/2006/bibliography"/>
@@ -27835,15 +27861,17 @@
 </ds:datastoreItem>
 </file>
 
-<file path=customXml/itemProps2.xml><?xml version="1.0" encoding="utf-8"?>
-<ds:datastoreItem xmlns:ds="http://schemas.openxmlformats.org/officeDocument/2006/customXml" ds:itemID="{A0FFA8C9-46C6-485C-8D0D-FE16A4EE410F}">
+<file path=customXml/itemProps3.xml><?xml version="1.0" encoding="utf-8"?>
+<ds:datastoreItem xmlns:ds="http://schemas.openxmlformats.org/officeDocument/2006/customXml" ds:itemID="{3D966845-37E2-4776-BF6A-084BBD2EF57A}">
   <ds:schemaRefs>
-    <ds:schemaRef ds:uri="http://schemas.microsoft.com/sharepoint/v3/contenttype/forms"/>
+    <ds:schemaRef ds:uri="http://schemas.microsoft.com/office/2006/metadata/properties"/>
+    <ds:schemaRef ds:uri="http://schemas.microsoft.com/office/infopath/2007/PartnerControls"/>
+    <ds:schemaRef ds:uri="b84a64d9-e0b9-4ebc-9dbe-ba7382209046"/>
   </ds:schemaRefs>
 </ds:datastoreItem>
 </file>
 
-<file path=customXml/itemProps3.xml><?xml version="1.0" encoding="utf-8"?>
+<file path=customXml/itemProps4.xml><?xml version="1.0" encoding="utf-8"?>
 <ds:datastoreItem xmlns:ds="http://schemas.openxmlformats.org/officeDocument/2006/customXml" ds:itemID="{80D3ACBB-80B9-477B-8DB0-AC5D11723039}">
   <ds:schemaRefs>
     <ds:schemaRef ds:uri="http://schemas.microsoft.com/office/2006/metadata/contentType"/>
@@ -27860,14 +27888,4 @@
     <ds:schemaRef ds:uri="http://schemas.microsoft.com/internal/obd"/>
   </ds:schemaRefs>
 </ds:datastoreItem>
-</file>
-
-<file path=customXml/itemProps4.xml><?xml version="1.0" encoding="utf-8"?>
-<ds:datastoreItem xmlns:ds="http://schemas.openxmlformats.org/officeDocument/2006/customXml" ds:itemID="{3D966845-37E2-4776-BF6A-084BBD2EF57A}">
-  <ds:schemaRefs>
-    <ds:schemaRef ds:uri="http://schemas.microsoft.com/office/2006/metadata/properties"/>
-    <ds:schemaRef ds:uri="http://schemas.microsoft.com/office/infopath/2007/PartnerControls"/>
-    <ds:schemaRef ds:uri="b84a64d9-e0b9-4ebc-9dbe-ba7382209046"/>
-  </ds:schemaRefs>
-</ds:datastoreItem>
 </file>